--- a/cpi-artifacts/EmailreceiverxlsxToXML/CPI-Mail-Reader_3/src/main/resources/scenarioflows/integrationflow/docs/CPI-Mail-Reader_3.docx
+++ b/cpi-artifacts/EmailreceiverxlsxToXML/CPI-Mail-Reader_3/src/main/resources/scenarioflows/integrationflow/docs/CPI-Mail-Reader_3.docx
@@ -17,6 +17,9 @@
             <w:tcW w:type="dxa" w:w="4320"/>
           </w:tcPr>
           <w:p>
+            <w:pPr>
+              <w:jc w:val="left"/>
+            </w:pPr>
             <w:r>
               <w:drawing>
                 <wp:inline xmlns:a="http://schemas.openxmlformats.org/drawingml/2006/main" xmlns:pic="http://schemas.openxmlformats.org/drawingml/2006/picture">
@@ -58,6 +61,9 @@
             <w:tcW w:type="dxa" w:w="4320"/>
           </w:tcPr>
           <w:p>
+            <w:pPr>
+              <w:jc w:val="right"/>
+            </w:pPr>
             <w:r>
               <w:drawing>
                 <wp:inline xmlns:a="http://schemas.openxmlformats.org/drawingml/2006/main" xmlns:pic="http://schemas.openxmlformats.org/drawingml/2006/picture">
@@ -100,7 +106,6 @@
       <w:r>
         <w:br/>
         <w:br/>
-        <w:br/>
       </w:r>
     </w:p>
     <w:p>
@@ -118,7 +123,6 @@
     </w:p>
     <w:p>
       <w:r>
-        <w:br/>
         <w:br/>
       </w:r>
     </w:p>
@@ -206,26 +210,19 @@
     </w:p>
     <w:p>
       <w:r>
-        <w:rPr>
-          <w:b/>
-          <w:sz w:val="28"/>
-        </w:rPr>
         <w:t>Table of Contents</w:t>
       </w:r>
     </w:p>
-    <w:p/>
     <w:p>
       <w:r>
         <w:t>1. Introduction</w:t>
       </w:r>
     </w:p>
-    <w:p/>
     <w:p>
       <w:r>
         <w:t xml:space="preserve">   1.1 Purpose</w:t>
       </w:r>
     </w:p>
-    <w:p/>
     <w:p>
       <w:r>
         <w:t xml:space="preserve">   1.2 Scope</w:t>
@@ -237,13 +234,11 @@
         <w:t>2. Integration Overview</w:t>
       </w:r>
     </w:p>
-    <w:p/>
     <w:p>
       <w:r>
         <w:t xml:space="preserve">   2.1 Integration Architecture</w:t>
       </w:r>
     </w:p>
-    <w:p/>
     <w:p>
       <w:r>
         <w:t xml:space="preserve">   2.2 Integration Components</w:t>
@@ -255,19 +250,16 @@
         <w:t>3. Integration Scenarios</w:t>
       </w:r>
     </w:p>
-    <w:p/>
     <w:p>
       <w:r>
         <w:t xml:space="preserve">   3.1 Scenario Description</w:t>
       </w:r>
     </w:p>
-    <w:p/>
     <w:p>
       <w:r>
         <w:t xml:space="preserve">   3.2 Data Flows</w:t>
       </w:r>
     </w:p>
-    <w:p/>
     <w:p>
       <w:r>
         <w:t xml:space="preserve">   3.3 Security Requirements</w:t>
@@ -279,24 +271,45 @@
         <w:t>4. Error Handling and Logging</w:t>
       </w:r>
     </w:p>
-    <w:p/>
     <w:p>
       <w:r>
         <w:t>5. Testing Validation</w:t>
       </w:r>
     </w:p>
-    <w:p/>
     <w:p>
       <w:r>
         <w:t>6. Reference Documents</w:t>
       </w:r>
     </w:p>
-    <w:p/>
     <w:p>
       <w:r>
         <w:br w:type="page"/>
       </w:r>
     </w:p>
+    <w:p>
+      <w:r>
+        <w:t>1. Introduction</w:t>
+      </w:r>
+    </w:p>
+    <w:p/>
+    <w:p>
+      <w:r>
+        <w:t>1.1 Purpose</w:t>
+      </w:r>
+    </w:p>
+    <w:p/>
+    <w:p>
+      <w:r>
+        <w:t>Unable to generate content due to API error.</w:t>
+      </w:r>
+    </w:p>
+    <w:p/>
+    <w:p>
+      <w:r>
+        <w:t>1.2 Scope</w:t>
+      </w:r>
+    </w:p>
+    <w:p/>
     <w:p/>
     <w:sectPr>
       <w:pgSz w:w="12240" w:h="15840"/>

--- a/cpi-artifacts/EmailreceiverxlsxToXML/CPI-Mail-Reader_3/src/main/resources/scenarioflows/integrationflow/docs/CPI-Mail-Reader_3.docx
+++ b/cpi-artifacts/EmailreceiverxlsxToXML/CPI-Mail-Reader_3/src/main/resources/scenarioflows/integrationflow/docs/CPI-Mail-Reader_3.docx
@@ -228,7 +228,6 @@
         <w:t xml:space="preserve">   1.2 Scope</w:t>
       </w:r>
     </w:p>
-    <w:p/>
     <w:p>
       <w:r>
         <w:t>2. Integration Overview</w:t>
@@ -244,7 +243,6 @@
         <w:t xml:space="preserve">   2.2 Integration Components</w:t>
       </w:r>
     </w:p>
-    <w:p/>
     <w:p>
       <w:r>
         <w:t>3. Integration Scenarios</w:t>
@@ -265,7 +263,6 @@
         <w:t xml:space="preserve">   3.3 Security Requirements</w:t>
       </w:r>
     </w:p>
-    <w:p/>
     <w:p>
       <w:r>
         <w:t>4. Error Handling and Logging</w:t>
@@ -288,29 +285,9 @@
     </w:p>
     <w:p>
       <w:r>
-        <w:t>1. Introduction</w:t>
+        <w:t>Error: could not generate documentation due to Ollama error.</w:t>
       </w:r>
     </w:p>
-    <w:p/>
-    <w:p>
-      <w:r>
-        <w:t>1.1 Purpose</w:t>
-      </w:r>
-    </w:p>
-    <w:p/>
-    <w:p>
-      <w:r>
-        <w:t>Unable to generate content due to API error.</w:t>
-      </w:r>
-    </w:p>
-    <w:p/>
-    <w:p>
-      <w:r>
-        <w:t>1.2 Scope</w:t>
-      </w:r>
-    </w:p>
-    <w:p/>
-    <w:p/>
     <w:sectPr>
       <w:pgSz w:w="12240" w:h="15840"/>
       <w:pgMar w:top="1440" w:right="1800" w:bottom="1440" w:left="1800" w:header="720" w:footer="720" w:gutter="0"/>
